--- a/docs/sprint5/Sprint_5_Entregable_2_Diseno_de_Casos_de_Prueba.docx
+++ b/docs/sprint5/Sprint_5_Entregable_2_Diseno_de_Casos_de_Prueba.docx
@@ -105,6 +105,11 @@
     <w:p>
       <w:r>
         <w:br w:type="page"/>
+      </w:r>
+    </w:p>
+    <w:p>
+      <w:r>
+        <w:t>El sistema en prueba es una Aplicación móvil (Android) desarrollada con Flutter. Flutter es un framework multiplataforma; sin embargo, Lichen Dreams se desarrolla y valida como producto móvil Android en este proyecto. El soporte de otras plataformas no forma parte del alcance funcional ni de validación del proyecto.</w:t>
       </w:r>
     </w:p>
     <w:p>
